--- a/backend/modelos/_procuracoes_rotativas/P05.docx
+++ b/backend/modelos/_procuracoes_rotativas/P05.docx
@@ -42,7 +42,7 @@
           <w:rFonts w:ascii="Cambria" w:hAnsi="Cambria"/>
           <w:sz w:val="24"/>
         </w:rPr>
-        <w:t>, inscrito(a) na {{ adv_oab }}, a quem concede amplos poderes para o foro em geral, com cláusulas “ad judicia” e “et extra”, incluindo representação judicial e extrajudicial, podendo, para tanto, em qualquer instância ou tribunal representar o(a) outorgante em juízo e em audiência; receber citação; receber e dar quitação de valores; firmar acordos e transacionar; desistir e renunciar; substabelecer este mandato, com ou sem reservas de iguais poderes; assinar declaração de hipossuficiência econômica; usar de todos os meios de recurso em direito admitidos e praticar todos os demais atos necessários ao fiel e cabal desempenho deste mandato, dando tudo por bom, firme e valioso, em especial em ação em desfavor de {{ administradora }}.</w:t>
+        <w:t>, inscrito(a) na {{ adv_oab }}, a quem concede amplos poderes para o foro em geral, com cláusulas “ad judicia” e “et extra”, incluindo representação judicial e extrajudicial, podendo, para tanto, em qualquer instância ou tribunal representar o(a) outorgante em juízo e em audiência; receber citação; receber e dar quitação de valores; transigir, celebrar acordos, firmar acordos, firmar compromissos, transacionar; desistir e renunciar; substabelecer este mandato, com ou sem reservas de iguais poderes; assinar declaração de hipossuficiência econômica; usar de todos os meios de recurso em direito admitidos e praticar todos os demais atos necessários ao fiel e cabal desempenho deste mandato, dando tudo por bom, firme e valioso, em especial em ação em desfavor de {{ administradora }}.</w:t>
       </w:r>
     </w:p>
     <w:p>
